--- a/Introduccion a la Ingenieria/Kit docente/Clase 13/Guion Docente Clase 13 - Evaluacion de impacto social y ambiental.docx
+++ b/Introduccion a la Ingenieria/Kit docente/Clase 13/Guion Docente Clase 13 - Evaluacion de impacto social y ambiental.docx
@@ -69,7 +69,7 @@
           <w:color w:val="4A4A49"/>
           <w:sz w:val="22"/>
         </w:rPr>
-        <w:t>Tipo: Clase virtual sincrónica por Google Meet · Sesión 13 de 16 · corresponde al tema 13 del microcurrículo</w:t>
+        <w:t>Tipo: Clase virtual sincrónica por Google Meet · Sesión 9 de 11 · corresponde al tema 13 del microcurrículo</w:t>
       </w:r>
     </w:p>
     <w:p>
@@ -169,6 +169,7 @@
       <w:r>
         <w:rPr>
           <w:rFonts w:ascii="Consolas" w:hAnsi="Consolas"/>
+          <w:b w:val="0"/>
           <w:color w:val="111111"/>
           <w:sz w:val="21"/>
         </w:rPr>
@@ -1264,7 +1265,7 @@
           <w:color w:val="4A4A49"/>
           <w:sz w:val="22"/>
         </w:rPr>
-        <w:t>. Un requisito no funcional bien elegido es, a la vez, una mitigación — y eso no se puede improvisar en la sesión 13 si no se escribió en la 5.</w:t>
+        <w:t>. Un requisito no funcional bien elegido es, a la vez, una mitigación — y eso no se puede improvisar en la Clase 13 si no se escribió en la 5.</w:t>
       </w:r>
     </w:p>
     <w:p>
@@ -1292,6 +1293,7 @@
       <w:r>
         <w:rPr>
           <w:rFonts w:ascii="Consolas" w:hAnsi="Consolas"/>
+          <w:b w:val="0"/>
           <w:color w:val="111111"/>
           <w:sz w:val="21"/>
         </w:rPr>
@@ -1472,7 +1474,7 @@
           <w:color w:val="4A4A49"/>
           <w:sz w:val="22"/>
         </w:rPr>
-        <w:t>Para la sesión 14</w:t>
+        <w:t>Para la Clase 14</w:t>
       </w:r>
     </w:p>
     <w:p>
@@ -1485,7 +1487,7 @@
           <w:color w:val="4A4A49"/>
           <w:sz w:val="22"/>
         </w:rPr>
-        <w:t>Cierre · Nos vemos en la sesión 14</w:t>
+        <w:t>Cierre · Nos vemos en la Clase 14</w:t>
       </w:r>
     </w:p>
     <w:p>
@@ -2160,7 +2162,7 @@
           <w:color w:val="4A4A49"/>
           <w:sz w:val="22"/>
         </w:rPr>
-        <w:t xml:space="preserve">Anuncie la sesión 14: </w:t>
+        <w:t xml:space="preserve">Anuncie la Clase 14: </w:t>
       </w:r>
       <w:r>
         <w:rPr>
@@ -2192,7 +2194,7 @@
           <w:color w:val="4A4A49"/>
           <w:sz w:val="22"/>
         </w:rPr>
-        <w:t xml:space="preserve">. Y avise que la exposición de la sesión 15 vale el </w:t>
+        <w:t xml:space="preserve">. Y avise que la exposición de la Clase 15 vale el </w:t>
       </w:r>
       <w:r>
         <w:rPr>
@@ -2738,7 +2740,7 @@
           <w:color w:val="4A4A49"/>
           <w:sz w:val="22"/>
         </w:rPr>
-        <w:t>Avise en la sesión 12 que hay que traer dos cosas:</w:t>
+        <w:t>Avise en la Clase 12 que hay que traer dos cosas:</w:t>
       </w:r>
       <w:r>
         <w:rPr>
@@ -2965,7 +2967,7 @@
           <w:color w:val="4A4A49"/>
           <w:sz w:val="22"/>
         </w:rPr>
-        <w:t>sesión 15 vale el 15 %</w:t>
+        <w:t>Clase 15 vale el 15 %</w:t>
       </w:r>
       <w:r>
         <w:rPr>
@@ -3020,6 +3022,7 @@
       <w:r>
         <w:rPr>
           <w:rFonts w:ascii="Consolas" w:hAnsi="Consolas"/>
+          <w:b w:val="0"/>
           <w:color w:val="111111"/>
           <w:sz w:val="21"/>
         </w:rPr>
@@ -3041,6 +3044,7 @@
       <w:r>
         <w:rPr>
           <w:rFonts w:ascii="Consolas" w:hAnsi="Consolas"/>
+          <w:b w:val="0"/>
           <w:color w:val="111111"/>
           <w:sz w:val="21"/>
         </w:rPr>
@@ -3078,6 +3082,7 @@
       <w:r>
         <w:rPr>
           <w:rFonts w:ascii="Consolas" w:hAnsi="Consolas"/>
+          <w:b w:val="0"/>
           <w:color w:val="111111"/>
           <w:sz w:val="21"/>
         </w:rPr>
@@ -3099,6 +3104,7 @@
       <w:r>
         <w:rPr>
           <w:rFonts w:ascii="Consolas" w:hAnsi="Consolas"/>
+          <w:b w:val="0"/>
           <w:color w:val="111111"/>
           <w:sz w:val="21"/>
         </w:rPr>

--- a/Introduccion a la Ingenieria/Kit docente/Clase 13/Guion Docente Clase 13 - Evaluacion de impacto social y ambiental.docx
+++ b/Introduccion a la Ingenieria/Kit docente/Clase 13/Guion Docente Clase 13 - Evaluacion de impacto social y ambiental.docx
@@ -69,7 +69,7 @@
           <w:color w:val="4A4A49"/>
           <w:sz w:val="22"/>
         </w:rPr>
-        <w:t>Tipo: Clase virtual sincrónica por Google Meet · Sesión 9 de 11 · corresponde al tema 13 del microcurrículo</w:t>
+        <w:t>Tipo: Clase virtual sincrónica por Microsoft Teams · Sesión 9 de 11 · corresponde al tema 13 del microcurrículo</w:t>
       </w:r>
     </w:p>
     <w:p>
@@ -98,7 +98,7 @@
           <w:color w:val="4A4A49"/>
           <w:sz w:val="22"/>
         </w:rPr>
-        <w:t xml:space="preserve"> por Google Meet · actividades en plataformas gratuitas en la nube · los 5 equipos trabajan en </w:t>
+        <w:t xml:space="preserve"> por Microsoft Teams · actividades en plataformas gratuitas en la nube · los 5 equipos trabajan en </w:t>
       </w:r>
       <w:r>
         <w:rPr>
